--- a/internal_doc/03.开发设计/Story-selector-projection.docx
+++ b/internal_doc/03.开发设计/Story-selector-projection.docx
@@ -169,11 +169,6 @@
       </w:r>
     </w:p>
     <w:p>
-      <w:pPr>
-        <w:rPr>
-          <w:rFonts w:hint="eastAsia"/>
-        </w:rPr>
-      </w:pPr>
       <w:r>
         <w:rPr>
           <w:rFonts w:hint="eastAsia"/>
@@ -212,11 +207,6 @@
       </w:r>
     </w:p>
     <w:p>
-      <w:pPr>
-        <w:rPr>
-          <w:rFonts w:hint="eastAsia"/>
-        </w:rPr>
-      </w:pPr>
       <w:r>
         <w:rPr>
           <w:rFonts w:hint="eastAsia"/>
@@ -225,11 +215,6 @@
       </w:r>
     </w:p>
     <w:p>
-      <w:pPr>
-        <w:rPr>
-          <w:rFonts w:hint="eastAsia"/>
-        </w:rPr>
-      </w:pPr>
       <w:r>
         <w:rPr>
           <w:rFonts w:hint="eastAsia"/>
@@ -238,11 +223,6 @@
       </w:r>
     </w:p>
     <w:p>
-      <w:pPr>
-        <w:rPr>
-          <w:rFonts w:hint="eastAsia"/>
-        </w:rPr>
-      </w:pPr>
       <w:r>
         <w:rPr>
           <w:rFonts w:hint="eastAsia"/>
@@ -251,11 +231,6 @@
       </w:r>
     </w:p>
     <w:p>
-      <w:pPr>
-        <w:rPr>
-          <w:rFonts w:hint="eastAsia"/>
-        </w:rPr>
-      </w:pPr>
       <w:r>
         <w:rPr>
           <w:rFonts w:hint="eastAsia"/>
@@ -264,11 +239,6 @@
       </w:r>
     </w:p>
     <w:p>
-      <w:pPr>
-        <w:rPr>
-          <w:rFonts w:hint="eastAsia"/>
-        </w:rPr>
-      </w:pPr>
       <w:r>
         <w:rPr>
           <w:rFonts w:hint="eastAsia"/>
@@ -277,11 +247,6 @@
       </w:r>
     </w:p>
     <w:p>
-      <w:pPr>
-        <w:rPr>
-          <w:rFonts w:hint="eastAsia"/>
-        </w:rPr>
-      </w:pPr>
       <w:r>
         <w:rPr>
           <w:rFonts w:hint="eastAsia"/>
@@ -290,11 +255,6 @@
       </w:r>
     </w:p>
     <w:p>
-      <w:pPr>
-        <w:rPr>
-          <w:rFonts w:hint="eastAsia"/>
-        </w:rPr>
-      </w:pPr>
       <w:r>
         <w:rPr>
           <w:rFonts w:hint="eastAsia"/>
@@ -303,11 +263,6 @@
       </w:r>
     </w:p>
     <w:p>
-      <w:pPr>
-        <w:rPr>
-          <w:rFonts w:hint="eastAsia"/>
-        </w:rPr>
-      </w:pPr>
       <w:r>
         <w:rPr>
           <w:rFonts w:hint="eastAsia"/>
@@ -316,11 +271,6 @@
       </w:r>
     </w:p>
     <w:p>
-      <w:pPr>
-        <w:rPr>
-          <w:rFonts w:hint="eastAsia"/>
-        </w:rPr>
-      </w:pPr>
       <w:r>
         <w:rPr>
           <w:rFonts w:hint="eastAsia"/>
@@ -329,11 +279,6 @@
       </w:r>
     </w:p>
     <w:p>
-      <w:pPr>
-        <w:rPr>
-          <w:rFonts w:hint="eastAsia"/>
-        </w:rPr>
-      </w:pPr>
       <w:r>
         <w:rPr>
           <w:rFonts w:hint="eastAsia"/>
@@ -341,19 +286,8 @@
         <w:t>}</w:t>
       </w:r>
     </w:p>
-    <w:p>
-      <w:pPr>
-        <w:rPr>
-          <w:rFonts w:hint="eastAsia"/>
-        </w:rPr>
-      </w:pPr>
-    </w:p>
-    <w:p>
-      <w:pPr>
-        <w:rPr>
-          <w:rFonts w:hint="eastAsia"/>
-        </w:rPr>
-      </w:pPr>
+    <w:p/>
+    <w:p>
       <w:r>
         <w:rPr>
           <w:rFonts w:hint="eastAsia"/>
@@ -362,11 +296,6 @@
       </w:r>
     </w:p>
     <w:p>
-      <w:pPr>
-        <w:rPr>
-          <w:rFonts w:hint="eastAsia"/>
-        </w:rPr>
-      </w:pPr>
       <w:r>
         <w:rPr>
           <w:rFonts w:hint="eastAsia"/>
@@ -375,11 +304,6 @@
       </w:r>
     </w:p>
     <w:p>
-      <w:pPr>
-        <w:rPr>
-          <w:rFonts w:hint="eastAsia"/>
-        </w:rPr>
-      </w:pPr>
       <w:r>
         <w:rPr>
           <w:rFonts w:hint="eastAsia"/>
@@ -388,11 +312,6 @@
       </w:r>
     </w:p>
     <w:p>
-      <w:pPr>
-        <w:rPr>
-          <w:rFonts w:hint="eastAsia"/>
-        </w:rPr>
-      </w:pPr>
       <w:r>
         <w:rPr>
           <w:rFonts w:hint="eastAsia"/>
@@ -401,11 +320,6 @@
       </w:r>
     </w:p>
     <w:p>
-      <w:pPr>
-        <w:rPr>
-          <w:rFonts w:hint="eastAsia"/>
-        </w:rPr>
-      </w:pPr>
       <w:r>
         <w:rPr>
           <w:rFonts w:hint="eastAsia"/>
@@ -414,11 +328,6 @@
       </w:r>
     </w:p>
     <w:p>
-      <w:pPr>
-        <w:rPr>
-          <w:rFonts w:hint="eastAsia"/>
-        </w:rPr>
-      </w:pPr>
       <w:r>
         <w:rPr>
           <w:rFonts w:hint="eastAsia"/>
@@ -427,11 +336,6 @@
       </w:r>
     </w:p>
     <w:p>
-      <w:pPr>
-        <w:rPr>
-          <w:rFonts w:hint="eastAsia"/>
-        </w:rPr>
-      </w:pPr>
       <w:r>
         <w:rPr>
           <w:rFonts w:hint="eastAsia"/>
@@ -440,11 +344,6 @@
       </w:r>
     </w:p>
     <w:p>
-      <w:pPr>
-        <w:rPr>
-          <w:rFonts w:hint="eastAsia"/>
-        </w:rPr>
-      </w:pPr>
       <w:r>
         <w:rPr>
           <w:rFonts w:hint="eastAsia"/>
@@ -453,11 +352,6 @@
       </w:r>
     </w:p>
     <w:p>
-      <w:pPr>
-        <w:rPr>
-          <w:rFonts w:hint="eastAsia"/>
-        </w:rPr>
-      </w:pPr>
       <w:r>
         <w:rPr>
           <w:rFonts w:hint="eastAsia"/>
@@ -465,19 +359,8 @@
         <w:t>}</w:t>
       </w:r>
     </w:p>
-    <w:p>
-      <w:pPr>
-        <w:rPr>
-          <w:rFonts w:hint="eastAsia"/>
-        </w:rPr>
-      </w:pPr>
-    </w:p>
-    <w:p>
-      <w:pPr>
-        <w:rPr>
-          <w:rFonts w:hint="eastAsia"/>
-        </w:rPr>
-      </w:pPr>
+    <w:p/>
+    <w:p>
       <w:r>
         <w:rPr>
           <w:rFonts w:hint="eastAsia"/>
@@ -534,11 +417,6 @@
       </w:r>
     </w:p>
     <w:p>
-      <w:pPr>
-        <w:rPr>
-          <w:rFonts w:hint="eastAsia"/>
-        </w:rPr>
-      </w:pPr>
       <w:r>
         <w:rPr>
           <w:rFonts w:hint="eastAsia"/>
@@ -547,11 +425,6 @@
       </w:r>
     </w:p>
     <w:p>
-      <w:pPr>
-        <w:rPr>
-          <w:rFonts w:hint="eastAsia"/>
-        </w:rPr>
-      </w:pPr>
       <w:r>
         <w:rPr>
           <w:rFonts w:hint="eastAsia"/>
@@ -560,11 +433,6 @@
       </w:r>
     </w:p>
     <w:p>
-      <w:pPr>
-        <w:rPr>
-          <w:rFonts w:hint="eastAsia"/>
-        </w:rPr>
-      </w:pPr>
       <w:r>
         <w:rPr>
           <w:rFonts w:hint="eastAsia"/>
@@ -573,11 +441,6 @@
       </w:r>
     </w:p>
     <w:p>
-      <w:pPr>
-        <w:rPr>
-          <w:rFonts w:hint="eastAsia"/>
-        </w:rPr>
-      </w:pPr>
       <w:r>
         <w:rPr>
           <w:rFonts w:hint="eastAsia"/>
@@ -586,11 +449,6 @@
       </w:r>
     </w:p>
     <w:p>
-      <w:pPr>
-        <w:rPr>
-          <w:rFonts w:hint="eastAsia"/>
-        </w:rPr>
-      </w:pPr>
       <w:r>
         <w:rPr>
           <w:rFonts w:hint="eastAsia"/>
@@ -600,11 +458,6 @@
       </w:r>
     </w:p>
     <w:p>
-      <w:pPr>
-        <w:rPr>
-          <w:rFonts w:hint="eastAsia"/>
-        </w:rPr>
-      </w:pPr>
       <w:r>
         <w:rPr>
           <w:rFonts w:hint="eastAsia"/>
@@ -613,11 +466,6 @@
       </w:r>
     </w:p>
     <w:p>
-      <w:pPr>
-        <w:rPr>
-          <w:rFonts w:hint="eastAsia"/>
-        </w:rPr>
-      </w:pPr>
       <w:r>
         <w:rPr>
           <w:rFonts w:hint="eastAsia"/>
@@ -626,11 +474,6 @@
       </w:r>
     </w:p>
     <w:p>
-      <w:pPr>
-        <w:rPr>
-          <w:rFonts w:hint="eastAsia"/>
-        </w:rPr>
-      </w:pPr>
       <w:r>
         <w:rPr>
           <w:rFonts w:hint="eastAsia"/>
@@ -639,11 +482,6 @@
       </w:r>
     </w:p>
     <w:p>
-      <w:pPr>
-        <w:rPr>
-          <w:rFonts w:hint="eastAsia"/>
-        </w:rPr>
-      </w:pPr>
       <w:r>
         <w:rPr>
           <w:rFonts w:hint="eastAsia"/>
@@ -663,19 +501,8 @@
         <w:t>的元素也返回。</w:t>
       </w:r>
     </w:p>
-    <w:p>
-      <w:pPr>
-        <w:rPr>
-          <w:rFonts w:hint="eastAsia"/>
-        </w:rPr>
-      </w:pPr>
-    </w:p>
-    <w:p>
-      <w:pPr>
-        <w:rPr>
-          <w:rFonts w:hint="eastAsia"/>
-        </w:rPr>
-      </w:pPr>
+    <w:p/>
+    <w:p>
       <w:r>
         <w:rPr>
           <w:rFonts w:hint="eastAsia"/>
@@ -707,19 +534,10 @@
         <w:t>能力。</w:t>
       </w:r>
     </w:p>
-    <w:p>
-      <w:pPr>
-        <w:rPr>
-          <w:rFonts w:hint="eastAsia"/>
-        </w:rPr>
-      </w:pPr>
-    </w:p>
+    <w:p/>
     <w:p>
       <w:pPr>
         <w:pStyle w:val="Heading2"/>
-        <w:rPr>
-          <w:rFonts w:hint="eastAsia"/>
-        </w:rPr>
       </w:pPr>
       <w:r>
         <w:rPr>
@@ -743,9 +561,6 @@
     <w:p>
       <w:pPr>
         <w:pStyle w:val="Heading3"/>
-        <w:rPr>
-          <w:rFonts w:hint="eastAsia"/>
-        </w:rPr>
       </w:pPr>
       <w:r>
         <w:rPr>
@@ -757,9 +572,6 @@
     <w:p>
       <w:pPr>
         <w:pStyle w:val="Heading4"/>
-        <w:rPr>
-          <w:rFonts w:hint="eastAsia"/>
-        </w:rPr>
       </w:pPr>
       <w:r>
         <w:rPr>
@@ -769,11 +581,6 @@
       </w:r>
     </w:p>
     <w:p>
-      <w:pPr>
-        <w:rPr>
-          <w:rFonts w:hint="eastAsia"/>
-        </w:rPr>
-      </w:pPr>
       <w:r>
         <w:rPr>
           <w:rFonts w:hint="eastAsia"/>
@@ -790,9 +597,6 @@
     <w:p>
       <w:pPr>
         <w:pStyle w:val="Heading4"/>
-        <w:rPr>
-          <w:rFonts w:hint="eastAsia"/>
-        </w:rPr>
       </w:pPr>
       <w:r>
         <w:rPr>
@@ -810,7 +614,6 @@
     <w:p>
       <w:pPr>
         <w:rPr>
-          <w:rFonts w:hint="eastAsia"/>
           <w:b/>
         </w:rPr>
       </w:pPr>
@@ -878,19 +681,8 @@
         <w:t>}})</w:t>
       </w:r>
     </w:p>
-    <w:p>
-      <w:pPr>
-        <w:rPr>
-          <w:rFonts w:hint="eastAsia"/>
-        </w:rPr>
-      </w:pPr>
-    </w:p>
-    <w:p>
-      <w:pPr>
-        <w:rPr>
-          <w:rFonts w:hint="eastAsia"/>
-        </w:rPr>
-      </w:pPr>
+    <w:p/>
+    <w:p>
       <w:r>
         <w:rPr>
           <w:rFonts w:hint="eastAsia"/>
@@ -899,11 +691,6 @@
       </w:r>
     </w:p>
     <w:p>
-      <w:pPr>
-        <w:rPr>
-          <w:rFonts w:hint="eastAsia"/>
-        </w:rPr>
-      </w:pPr>
       <w:r>
         <w:rPr>
           <w:rFonts w:hint="eastAsia"/>
@@ -912,11 +699,6 @@
       </w:r>
     </w:p>
     <w:p>
-      <w:pPr>
-        <w:rPr>
-          <w:rFonts w:hint="eastAsia"/>
-        </w:rPr>
-      </w:pPr>
       <w:r>
         <w:rPr>
           <w:rFonts w:hint="eastAsia"/>
@@ -925,11 +707,6 @@
       </w:r>
     </w:p>
     <w:p>
-      <w:pPr>
-        <w:rPr>
-          <w:rFonts w:hint="eastAsia"/>
-        </w:rPr>
-      </w:pPr>
       <w:r>
         <w:rPr>
           <w:rFonts w:hint="eastAsia"/>
@@ -938,11 +715,6 @@
       </w:r>
     </w:p>
     <w:p>
-      <w:pPr>
-        <w:rPr>
-          <w:rFonts w:hint="eastAsia"/>
-        </w:rPr>
-      </w:pPr>
       <w:r>
         <w:rPr>
           <w:rFonts w:hint="eastAsia"/>
@@ -951,11 +723,6 @@
       </w:r>
     </w:p>
     <w:p>
-      <w:pPr>
-        <w:rPr>
-          <w:rFonts w:hint="eastAsia"/>
-        </w:rPr>
-      </w:pPr>
       <w:r>
         <w:rPr>
           <w:rFonts w:hint="eastAsia"/>
@@ -964,11 +731,6 @@
       </w:r>
     </w:p>
     <w:p>
-      <w:pPr>
-        <w:rPr>
-          <w:rFonts w:hint="eastAsia"/>
-        </w:rPr>
-      </w:pPr>
       <w:r>
         <w:rPr>
           <w:rFonts w:hint="eastAsia"/>
@@ -979,9 +741,6 @@
     <w:p>
       <w:pPr>
         <w:pStyle w:val="Heading3"/>
-        <w:rPr>
-          <w:rFonts w:hint="eastAsia"/>
-        </w:rPr>
       </w:pPr>
       <w:r>
         <w:rPr>
@@ -993,9 +752,6 @@
     <w:p>
       <w:pPr>
         <w:pStyle w:val="Heading4"/>
-        <w:rPr>
-          <w:rFonts w:hint="eastAsia"/>
-        </w:rPr>
       </w:pPr>
       <w:r>
         <w:rPr>
@@ -1005,11 +761,6 @@
       </w:r>
     </w:p>
     <w:p>
-      <w:pPr>
-        <w:rPr>
-          <w:rFonts w:hint="eastAsia"/>
-        </w:rPr>
-      </w:pPr>
       <w:r>
         <w:rPr>
           <w:rFonts w:hint="eastAsia"/>
@@ -1020,9 +771,6 @@
     <w:p>
       <w:pPr>
         <w:pStyle w:val="Heading4"/>
-        <w:rPr>
-          <w:rFonts w:hint="eastAsia"/>
-        </w:rPr>
       </w:pPr>
       <w:r>
         <w:rPr>
@@ -1034,7 +782,6 @@
     <w:p>
       <w:pPr>
         <w:rPr>
-          <w:rFonts w:hint="eastAsia"/>
           <w:b/>
         </w:rPr>
       </w:pPr>
@@ -1046,19 +793,8 @@
         <w:t>db.foo.bar.find({class:1}, {students:{$elemMatchOne:{age:1}}})</w:t>
       </w:r>
     </w:p>
-    <w:p>
-      <w:pPr>
-        <w:rPr>
-          <w:rFonts w:hint="eastAsia"/>
-        </w:rPr>
-      </w:pPr>
-    </w:p>
-    <w:p>
-      <w:pPr>
-        <w:rPr>
-          <w:rFonts w:hint="eastAsia"/>
-        </w:rPr>
-      </w:pPr>
+    <w:p/>
+    <w:p>
       <w:r>
         <w:rPr>
           <w:rFonts w:hint="eastAsia"/>
@@ -1068,11 +804,6 @@
       </w:r>
     </w:p>
     <w:p>
-      <w:pPr>
-        <w:rPr>
-          <w:rFonts w:hint="eastAsia"/>
-        </w:rPr>
-      </w:pPr>
       <w:r>
         <w:rPr>
           <w:rFonts w:hint="eastAsia"/>
@@ -1081,11 +812,6 @@
       </w:r>
     </w:p>
     <w:p>
-      <w:pPr>
-        <w:rPr>
-          <w:rFonts w:hint="eastAsia"/>
-        </w:rPr>
-      </w:pPr>
       <w:r>
         <w:rPr>
           <w:rFonts w:hint="eastAsia"/>
@@ -1094,11 +820,6 @@
       </w:r>
     </w:p>
     <w:p>
-      <w:pPr>
-        <w:rPr>
-          <w:rFonts w:hint="eastAsia"/>
-        </w:rPr>
-      </w:pPr>
       <w:r>
         <w:rPr>
           <w:rFonts w:hint="eastAsia"/>
@@ -1107,11 +828,6 @@
       </w:r>
     </w:p>
     <w:p>
-      <w:pPr>
-        <w:rPr>
-          <w:rFonts w:hint="eastAsia"/>
-        </w:rPr>
-      </w:pPr>
       <w:r>
         <w:rPr>
           <w:rFonts w:hint="eastAsia"/>
@@ -1120,11 +836,6 @@
       </w:r>
     </w:p>
     <w:p>
-      <w:pPr>
-        <w:rPr>
-          <w:rFonts w:hint="eastAsia"/>
-        </w:rPr>
-      </w:pPr>
       <w:r>
         <w:rPr>
           <w:rFonts w:hint="eastAsia"/>
@@ -1132,19 +843,10 @@
         <w:t>}</w:t>
       </w:r>
     </w:p>
-    <w:p>
-      <w:pPr>
-        <w:rPr>
-          <w:rFonts w:hint="eastAsia"/>
-        </w:rPr>
-      </w:pPr>
-    </w:p>
+    <w:p/>
     <w:p>
       <w:pPr>
         <w:pStyle w:val="Heading3"/>
-        <w:rPr>
-          <w:rFonts w:hint="eastAsia"/>
-        </w:rPr>
       </w:pPr>
       <w:r>
         <w:rPr>
@@ -1156,9 +858,6 @@
     <w:p>
       <w:pPr>
         <w:pStyle w:val="Heading4"/>
-        <w:rPr>
-          <w:rFonts w:hint="eastAsia"/>
-        </w:rPr>
       </w:pPr>
       <w:r>
         <w:rPr>
@@ -1168,11 +867,6 @@
       </w:r>
     </w:p>
     <w:p>
-      <w:pPr>
-        <w:rPr>
-          <w:rFonts w:hint="eastAsia"/>
-        </w:rPr>
-      </w:pPr>
       <w:r>
         <w:rPr>
           <w:rFonts w:hint="eastAsia"/>
@@ -1183,9 +877,6 @@
     <w:p>
       <w:pPr>
         <w:pStyle w:val="Heading4"/>
-        <w:rPr>
-          <w:rFonts w:hint="eastAsia"/>
-        </w:rPr>
       </w:pPr>
       <w:r>
         <w:rPr>
@@ -1197,7 +888,6 @@
     <w:p>
       <w:pPr>
         <w:rPr>
-          <w:rFonts w:hint="eastAsia"/>
           <w:b/>
         </w:rPr>
       </w:pPr>
@@ -1224,11 +914,6 @@
       </w:r>
     </w:p>
     <w:p>
-      <w:pPr>
-        <w:rPr>
-          <w:rFonts w:hint="eastAsia"/>
-        </w:rPr>
-      </w:pPr>
       <w:r>
         <w:rPr>
           <w:rFonts w:hint="eastAsia"/>
@@ -1261,11 +946,6 @@
       </w:r>
     </w:p>
     <w:p>
-      <w:pPr>
-        <w:rPr>
-          <w:rFonts w:hint="eastAsia"/>
-        </w:rPr>
-      </w:pPr>
       <w:r>
         <w:rPr>
           <w:rFonts w:hint="eastAsia"/>
@@ -1274,11 +954,6 @@
       </w:r>
     </w:p>
     <w:p>
-      <w:pPr>
-        <w:rPr>
-          <w:rFonts w:hint="eastAsia"/>
-        </w:rPr>
-      </w:pPr>
       <w:r>
         <w:rPr>
           <w:rFonts w:hint="eastAsia"/>
@@ -1287,11 +962,6 @@
       </w:r>
     </w:p>
     <w:p>
-      <w:pPr>
-        <w:rPr>
-          <w:rFonts w:hint="eastAsia"/>
-        </w:rPr>
-      </w:pPr>
       <w:r>
         <w:rPr>
           <w:rFonts w:hint="eastAsia"/>
@@ -1300,11 +970,6 @@
       </w:r>
     </w:p>
     <w:p>
-      <w:pPr>
-        <w:rPr>
-          <w:rFonts w:hint="eastAsia"/>
-        </w:rPr>
-      </w:pPr>
       <w:r>
         <w:rPr>
           <w:rFonts w:hint="eastAsia"/>
@@ -1313,11 +978,6 @@
       </w:r>
     </w:p>
     <w:p>
-      <w:pPr>
-        <w:rPr>
-          <w:rFonts w:hint="eastAsia"/>
-        </w:rPr>
-      </w:pPr>
       <w:r>
         <w:rPr>
           <w:rFonts w:hint="eastAsia"/>
@@ -1325,24 +985,11 @@
         <w:t>}</w:t>
       </w:r>
     </w:p>
-    <w:p>
-      <w:pPr>
-        <w:rPr>
-          <w:rFonts w:hint="eastAsia"/>
-        </w:rPr>
-      </w:pPr>
-    </w:p>
-    <w:p>
-      <w:pPr>
-        <w:rPr>
-          <w:rFonts w:hint="eastAsia"/>
-        </w:rPr>
-      </w:pPr>
-    </w:p>
-    <w:p>
-      <w:pPr>
-        <w:rPr>
-          <w:rFonts w:hint="eastAsia"/>
+    <w:p/>
+    <w:p/>
+    <w:p>
+      <w:pPr>
+        <w:rPr>
           <w:b/>
         </w:rPr>
       </w:pPr>
@@ -1368,19 +1015,8 @@
         <w:t>}})</w:t>
       </w:r>
     </w:p>
-    <w:p>
-      <w:pPr>
-        <w:rPr>
-          <w:rFonts w:hint="eastAsia"/>
-        </w:rPr>
-      </w:pPr>
-    </w:p>
-    <w:p>
-      <w:pPr>
-        <w:rPr>
-          <w:rFonts w:hint="eastAsia"/>
-        </w:rPr>
-      </w:pPr>
+    <w:p/>
+    <w:p>
       <w:r>
         <w:rPr>
           <w:rFonts w:hint="eastAsia"/>
@@ -1413,11 +1049,6 @@
       </w:r>
     </w:p>
     <w:p>
-      <w:pPr>
-        <w:rPr>
-          <w:rFonts w:hint="eastAsia"/>
-        </w:rPr>
-      </w:pPr>
       <w:r>
         <w:rPr>
           <w:rFonts w:hint="eastAsia"/>
@@ -1426,11 +1057,6 @@
       </w:r>
     </w:p>
     <w:p>
-      <w:pPr>
-        <w:rPr>
-          <w:rFonts w:hint="eastAsia"/>
-        </w:rPr>
-      </w:pPr>
       <w:r>
         <w:rPr>
           <w:rFonts w:hint="eastAsia"/>
@@ -1439,11 +1065,6 @@
       </w:r>
     </w:p>
     <w:p>
-      <w:pPr>
-        <w:rPr>
-          <w:rFonts w:hint="eastAsia"/>
-        </w:rPr>
-      </w:pPr>
       <w:r>
         <w:rPr>
           <w:rFonts w:hint="eastAsia"/>
@@ -1458,11 +1079,6 @@
       </w:r>
     </w:p>
     <w:p>
-      <w:pPr>
-        <w:rPr>
-          <w:rFonts w:hint="eastAsia"/>
-        </w:rPr>
-      </w:pPr>
       <w:r>
         <w:rPr>
           <w:rFonts w:hint="eastAsia"/>
@@ -1471,11 +1087,6 @@
       </w:r>
     </w:p>
     <w:p>
-      <w:pPr>
-        <w:rPr>
-          <w:rFonts w:hint="eastAsia"/>
-        </w:rPr>
-      </w:pPr>
       <w:r>
         <w:rPr>
           <w:rFonts w:hint="eastAsia"/>
@@ -1484,11 +1095,6 @@
       </w:r>
     </w:p>
     <w:p>
-      <w:pPr>
-        <w:rPr>
-          <w:rFonts w:hint="eastAsia"/>
-        </w:rPr>
-      </w:pPr>
       <w:r>
         <w:rPr>
           <w:rFonts w:hint="eastAsia"/>
@@ -1496,24 +1102,11 @@
         <w:t>}</w:t>
       </w:r>
     </w:p>
-    <w:p>
-      <w:pPr>
-        <w:rPr>
-          <w:rFonts w:hint="eastAsia"/>
-        </w:rPr>
-      </w:pPr>
-    </w:p>
-    <w:p>
-      <w:pPr>
-        <w:rPr>
-          <w:rFonts w:hint="eastAsia"/>
-        </w:rPr>
-      </w:pPr>
-    </w:p>
-    <w:p>
-      <w:pPr>
-        <w:rPr>
-          <w:rFonts w:hint="eastAsia"/>
+    <w:p/>
+    <w:p/>
+    <w:p>
+      <w:pPr>
+        <w:rPr>
           <w:b/>
         </w:rPr>
       </w:pPr>
@@ -1540,11 +1133,6 @@
       </w:r>
     </w:p>
     <w:p>
-      <w:pPr>
-        <w:rPr>
-          <w:rFonts w:hint="eastAsia"/>
-        </w:rPr>
-      </w:pPr>
       <w:r>
         <w:rPr>
           <w:rFonts w:hint="eastAsia"/>
@@ -1565,11 +1153,6 @@
       </w:r>
     </w:p>
     <w:p>
-      <w:pPr>
-        <w:rPr>
-          <w:rFonts w:hint="eastAsia"/>
-        </w:rPr>
-      </w:pPr>
       <w:r>
         <w:rPr>
           <w:rFonts w:hint="eastAsia"/>
@@ -1578,11 +1161,6 @@
       </w:r>
     </w:p>
     <w:p>
-      <w:pPr>
-        <w:rPr>
-          <w:rFonts w:hint="eastAsia"/>
-        </w:rPr>
-      </w:pPr>
       <w:r>
         <w:rPr>
           <w:rFonts w:hint="eastAsia"/>
@@ -1591,11 +1169,6 @@
       </w:r>
     </w:p>
     <w:p>
-      <w:pPr>
-        <w:rPr>
-          <w:rFonts w:hint="eastAsia"/>
-        </w:rPr>
-      </w:pPr>
       <w:r>
         <w:rPr>
           <w:rFonts w:hint="eastAsia"/>
@@ -1610,11 +1183,6 @@
       </w:r>
     </w:p>
     <w:p>
-      <w:pPr>
-        <w:rPr>
-          <w:rFonts w:hint="eastAsia"/>
-        </w:rPr>
-      </w:pPr>
       <w:r>
         <w:rPr>
           <w:rFonts w:hint="eastAsia"/>
@@ -1623,11 +1191,6 @@
       </w:r>
     </w:p>
     <w:p>
-      <w:pPr>
-        <w:rPr>
-          <w:rFonts w:hint="eastAsia"/>
-        </w:rPr>
-      </w:pPr>
       <w:r>
         <w:rPr>
           <w:rFonts w:hint="eastAsia"/>
@@ -1637,11 +1200,6 @@
       </w:r>
     </w:p>
     <w:p>
-      <w:pPr>
-        <w:rPr>
-          <w:rFonts w:hint="eastAsia"/>
-        </w:rPr>
-      </w:pPr>
       <w:r>
         <w:rPr>
           <w:rFonts w:hint="eastAsia"/>
@@ -1649,17 +1207,10 @@
         <w:t>}</w:t>
       </w:r>
     </w:p>
-    <w:p>
-      <w:pPr>
-        <w:rPr>
-          <w:rFonts w:hint="eastAsia"/>
-        </w:rPr>
-      </w:pPr>
-    </w:p>
-    <w:p>
-      <w:pPr>
-        <w:rPr>
-          <w:rFonts w:hint="eastAsia"/>
+    <w:p/>
+    <w:p>
+      <w:pPr>
+        <w:rPr>
           <w:b/>
         </w:rPr>
       </w:pPr>
@@ -1686,11 +1237,6 @@
       </w:r>
     </w:p>
     <w:p>
-      <w:pPr>
-        <w:rPr>
-          <w:rFonts w:hint="eastAsia"/>
-        </w:rPr>
-      </w:pPr>
       <w:r>
         <w:rPr>
           <w:rFonts w:hint="eastAsia"/>
@@ -1735,11 +1281,6 @@
       </w:r>
     </w:p>
     <w:p>
-      <w:pPr>
-        <w:rPr>
-          <w:rFonts w:hint="eastAsia"/>
-        </w:rPr>
-      </w:pPr>
       <w:r>
         <w:rPr>
           <w:rFonts w:hint="eastAsia"/>
@@ -1748,11 +1289,6 @@
       </w:r>
     </w:p>
     <w:p>
-      <w:pPr>
-        <w:rPr>
-          <w:rFonts w:hint="eastAsia"/>
-        </w:rPr>
-      </w:pPr>
       <w:r>
         <w:rPr>
           <w:rFonts w:hint="eastAsia"/>
@@ -1761,11 +1297,6 @@
       </w:r>
     </w:p>
     <w:p>
-      <w:pPr>
-        <w:rPr>
-          <w:rFonts w:hint="eastAsia"/>
-        </w:rPr>
-      </w:pPr>
       <w:r>
         <w:rPr>
           <w:rFonts w:hint="eastAsia"/>
@@ -1780,11 +1311,6 @@
       </w:r>
     </w:p>
     <w:p>
-      <w:pPr>
-        <w:rPr>
-          <w:rFonts w:hint="eastAsia"/>
-        </w:rPr>
-      </w:pPr>
       <w:r>
         <w:rPr>
           <w:rFonts w:hint="eastAsia"/>
@@ -1793,11 +1319,6 @@
       </w:r>
     </w:p>
     <w:p>
-      <w:pPr>
-        <w:rPr>
-          <w:rFonts w:hint="eastAsia"/>
-        </w:rPr>
-      </w:pPr>
       <w:r>
         <w:rPr>
           <w:rFonts w:hint="eastAsia"/>
@@ -1806,11 +1327,6 @@
       </w:r>
     </w:p>
     <w:p>
-      <w:pPr>
-        <w:rPr>
-          <w:rFonts w:hint="eastAsia"/>
-        </w:rPr>
-      </w:pPr>
       <w:r>
         <w:rPr>
           <w:rFonts w:hint="eastAsia"/>
@@ -1818,17 +1334,10 @@
         <w:t>}</w:t>
       </w:r>
     </w:p>
-    <w:p>
-      <w:pPr>
-        <w:rPr>
-          <w:rFonts w:hint="eastAsia"/>
-        </w:rPr>
-      </w:pPr>
-    </w:p>
-    <w:p>
-      <w:pPr>
-        <w:rPr>
-          <w:rFonts w:hint="eastAsia"/>
+    <w:p/>
+    <w:p>
+      <w:pPr>
+        <w:rPr>
           <w:b/>
         </w:rPr>
       </w:pPr>
@@ -1855,11 +1364,6 @@
       </w:r>
     </w:p>
     <w:p>
-      <w:pPr>
-        <w:rPr>
-          <w:rFonts w:hint="eastAsia"/>
-        </w:rPr>
-      </w:pPr>
       <w:r>
         <w:rPr>
           <w:rFonts w:hint="eastAsia"/>
@@ -1922,11 +1426,6 @@
       </w:r>
     </w:p>
     <w:p>
-      <w:pPr>
-        <w:rPr>
-          <w:rFonts w:hint="eastAsia"/>
-        </w:rPr>
-      </w:pPr>
       <w:r>
         <w:rPr>
           <w:rFonts w:hint="eastAsia"/>
@@ -1935,11 +1434,6 @@
       </w:r>
     </w:p>
     <w:p>
-      <w:pPr>
-        <w:rPr>
-          <w:rFonts w:hint="eastAsia"/>
-        </w:rPr>
-      </w:pPr>
       <w:r>
         <w:rPr>
           <w:rFonts w:hint="eastAsia"/>
@@ -1948,11 +1442,6 @@
       </w:r>
     </w:p>
     <w:p>
-      <w:pPr>
-        <w:rPr>
-          <w:rFonts w:hint="eastAsia"/>
-        </w:rPr>
-      </w:pPr>
       <w:r>
         <w:rPr>
           <w:rFonts w:hint="eastAsia"/>
@@ -1961,11 +1450,6 @@
       </w:r>
     </w:p>
     <w:p>
-      <w:pPr>
-        <w:rPr>
-          <w:rFonts w:hint="eastAsia"/>
-        </w:rPr>
-      </w:pPr>
       <w:r>
         <w:rPr>
           <w:rFonts w:hint="eastAsia"/>
@@ -1974,11 +1458,6 @@
       </w:r>
     </w:p>
     <w:p>
-      <w:pPr>
-        <w:rPr>
-          <w:rFonts w:hint="eastAsia"/>
-        </w:rPr>
-      </w:pPr>
       <w:r>
         <w:rPr>
           <w:rFonts w:hint="eastAsia"/>
@@ -1989,9 +1468,6 @@
     <w:p>
       <w:pPr>
         <w:pStyle w:val="Heading3"/>
-        <w:rPr>
-          <w:rFonts w:hint="eastAsia"/>
-        </w:rPr>
       </w:pPr>
       <w:r>
         <w:rPr>
@@ -2003,9 +1479,6 @@
     <w:p>
       <w:pPr>
         <w:pStyle w:val="Heading4"/>
-        <w:rPr>
-          <w:rFonts w:hint="eastAsia"/>
-        </w:rPr>
       </w:pPr>
       <w:r>
         <w:rPr>
@@ -2015,11 +1488,6 @@
       </w:r>
     </w:p>
     <w:p>
-      <w:pPr>
-        <w:rPr>
-          <w:rFonts w:hint="eastAsia"/>
-        </w:rPr>
-      </w:pPr>
       <w:r>
         <w:rPr>
           <w:rFonts w:hint="eastAsia"/>
@@ -2030,9 +1498,6 @@
     <w:p>
       <w:pPr>
         <w:pStyle w:val="Heading4"/>
-        <w:rPr>
-          <w:rFonts w:hint="eastAsia"/>
-        </w:rPr>
       </w:pPr>
       <w:r>
         <w:rPr>
@@ -2044,7 +1509,6 @@
     <w:p>
       <w:pPr>
         <w:rPr>
-          <w:rFonts w:hint="eastAsia"/>
           <w:b/>
         </w:rPr>
       </w:pPr>
@@ -2071,11 +1535,6 @@
       </w:r>
     </w:p>
     <w:p>
-      <w:pPr>
-        <w:rPr>
-          <w:rFonts w:hint="eastAsia"/>
-        </w:rPr>
-      </w:pPr>
       <w:r>
         <w:rPr>
           <w:rFonts w:hint="eastAsia"/>
@@ -2084,11 +1543,6 @@
       </w:r>
     </w:p>
     <w:p>
-      <w:pPr>
-        <w:rPr>
-          <w:rFonts w:hint="eastAsia"/>
-        </w:rPr>
-      </w:pPr>
       <w:r>
         <w:rPr>
           <w:rFonts w:hint="eastAsia"/>
@@ -2097,11 +1551,6 @@
       </w:r>
     </w:p>
     <w:p>
-      <w:pPr>
-        <w:rPr>
-          <w:rFonts w:hint="eastAsia"/>
-        </w:rPr>
-      </w:pPr>
       <w:r>
         <w:rPr>
           <w:rFonts w:hint="eastAsia"/>
@@ -2110,11 +1559,6 @@
       </w:r>
     </w:p>
     <w:p>
-      <w:pPr>
-        <w:rPr>
-          <w:rFonts w:hint="eastAsia"/>
-        </w:rPr>
-      </w:pPr>
       <w:r>
         <w:rPr>
           <w:rFonts w:hint="eastAsia"/>
@@ -2123,11 +1567,6 @@
       </w:r>
     </w:p>
     <w:p>
-      <w:pPr>
-        <w:rPr>
-          <w:rFonts w:hint="eastAsia"/>
-        </w:rPr>
-      </w:pPr>
       <w:r>
         <w:rPr>
           <w:rFonts w:hint="eastAsia"/>
@@ -2136,11 +1575,6 @@
       </w:r>
     </w:p>
     <w:p>
-      <w:pPr>
-        <w:rPr>
-          <w:rFonts w:hint="eastAsia"/>
-        </w:rPr>
-      </w:pPr>
       <w:r>
         <w:rPr>
           <w:rFonts w:hint="eastAsia"/>
@@ -2149,11 +1583,6 @@
       </w:r>
     </w:p>
     <w:p>
-      <w:pPr>
-        <w:rPr>
-          <w:rFonts w:hint="eastAsia"/>
-        </w:rPr>
-      </w:pPr>
       <w:r>
         <w:rPr>
           <w:rFonts w:hint="eastAsia"/>
@@ -2162,11 +1591,6 @@
       </w:r>
     </w:p>
     <w:p>
-      <w:pPr>
-        <w:rPr>
-          <w:rFonts w:hint="eastAsia"/>
-        </w:rPr>
-      </w:pPr>
       <w:r>
         <w:rPr>
           <w:rFonts w:hint="eastAsia"/>
@@ -2175,11 +1599,6 @@
       </w:r>
     </w:p>
     <w:p>
-      <w:pPr>
-        <w:rPr>
-          <w:rFonts w:hint="eastAsia"/>
-        </w:rPr>
-      </w:pPr>
       <w:r>
         <w:rPr>
           <w:rFonts w:hint="eastAsia"/>
@@ -2190,9 +1609,6 @@
     <w:p>
       <w:pPr>
         <w:pStyle w:val="Heading3"/>
-        <w:rPr>
-          <w:rFonts w:hint="eastAsia"/>
-        </w:rPr>
       </w:pPr>
       <w:r>
         <w:rPr>
@@ -2205,9 +1621,6 @@
     <w:p>
       <w:pPr>
         <w:pStyle w:val="Heading4"/>
-        <w:rPr>
-          <w:rFonts w:hint="eastAsia"/>
-        </w:rPr>
       </w:pPr>
       <w:r>
         <w:rPr>
@@ -2217,11 +1630,6 @@
       </w:r>
     </w:p>
     <w:p>
-      <w:pPr>
-        <w:rPr>
-          <w:rFonts w:hint="eastAsia"/>
-        </w:rPr>
-      </w:pPr>
       <w:r>
         <w:rPr>
           <w:rFonts w:hint="eastAsia"/>
@@ -2268,9 +1676,6 @@
     <w:p>
       <w:pPr>
         <w:pStyle w:val="Heading4"/>
-        <w:rPr>
-          <w:rFonts w:hint="eastAsia"/>
-        </w:rPr>
       </w:pPr>
       <w:r>
         <w:rPr>
@@ -2282,7 +1687,6 @@
     <w:p>
       <w:pPr>
         <w:rPr>
-          <w:rFonts w:hint="eastAsia"/>
           <w:b/>
         </w:rPr>
       </w:pPr>
@@ -2337,11 +1741,6 @@
       </w:r>
     </w:p>
     <w:p>
-      <w:pPr>
-        <w:rPr>
-          <w:rFonts w:hint="eastAsia"/>
-        </w:rPr>
-      </w:pPr>
       <w:r>
         <w:rPr>
           <w:rFonts w:hint="eastAsia"/>
@@ -2362,11 +1761,6 @@
       </w:r>
     </w:p>
     <w:p>
-      <w:pPr>
-        <w:rPr>
-          <w:rFonts w:hint="eastAsia"/>
-        </w:rPr>
-      </w:pPr>
       <w:r>
         <w:rPr>
           <w:rFonts w:hint="eastAsia"/>
@@ -2375,11 +1769,6 @@
       </w:r>
     </w:p>
     <w:p>
-      <w:pPr>
-        <w:rPr>
-          <w:rFonts w:hint="eastAsia"/>
-        </w:rPr>
-      </w:pPr>
       <w:r>
         <w:rPr>
           <w:rFonts w:hint="eastAsia"/>
@@ -2388,11 +1777,6 @@
       </w:r>
     </w:p>
     <w:p>
-      <w:pPr>
-        <w:rPr>
-          <w:rFonts w:hint="eastAsia"/>
-        </w:rPr>
-      </w:pPr>
       <w:r>
         <w:rPr>
           <w:rFonts w:hint="eastAsia"/>
@@ -2401,11 +1785,6 @@
       </w:r>
     </w:p>
     <w:p>
-      <w:pPr>
-        <w:rPr>
-          <w:rFonts w:hint="eastAsia"/>
-        </w:rPr>
-      </w:pPr>
       <w:r>
         <w:rPr>
           <w:rFonts w:hint="eastAsia"/>
@@ -2414,11 +1793,6 @@
       </w:r>
     </w:p>
     <w:p>
-      <w:pPr>
-        <w:rPr>
-          <w:rFonts w:hint="eastAsia"/>
-        </w:rPr>
-      </w:pPr>
       <w:r>
         <w:rPr>
           <w:rFonts w:hint="eastAsia"/>
@@ -2427,11 +1801,6 @@
       </w:r>
     </w:p>
     <w:p>
-      <w:pPr>
-        <w:rPr>
-          <w:rFonts w:hint="eastAsia"/>
-        </w:rPr>
-      </w:pPr>
       <w:r>
         <w:rPr>
           <w:rFonts w:hint="eastAsia"/>
@@ -2440,11 +1809,6 @@
       </w:r>
     </w:p>
     <w:p>
-      <w:pPr>
-        <w:rPr>
-          <w:rFonts w:hint="eastAsia"/>
-        </w:rPr>
-      </w:pPr>
       <w:r>
         <w:rPr>
           <w:rFonts w:hint="eastAsia"/>
@@ -2452,17 +1816,10 @@
         <w:t>}</w:t>
       </w:r>
     </w:p>
-    <w:p>
-      <w:pPr>
-        <w:rPr>
-          <w:rFonts w:hint="eastAsia"/>
-        </w:rPr>
-      </w:pPr>
-    </w:p>
-    <w:p>
-      <w:pPr>
-        <w:rPr>
-          <w:rFonts w:hint="eastAsia"/>
+    <w:p/>
+    <w:p>
+      <w:pPr>
+        <w:rPr>
           <w:b/>
         </w:rPr>
       </w:pPr>
@@ -2492,22 +1849,17 @@
           <w:rFonts w:hint="eastAsia"/>
           <w:b/>
         </w:rPr>
-        <w:t>-</w:t>
-      </w:r>
-      <w:r>
-        <w:rPr>
-          <w:rFonts w:hint="eastAsia"/>
-          <w:b/>
-        </w:rPr>
-        <w:t>1}})</w:t>
-      </w:r>
-    </w:p>
-    <w:p>
-      <w:pPr>
-        <w:rPr>
-          <w:rFonts w:hint="eastAsia"/>
-        </w:rPr>
-      </w:pPr>
+        <w:t>0</w:t>
+      </w:r>
+      <w:r>
+        <w:rPr>
+          <w:rFonts w:hint="eastAsia"/>
+          <w:b/>
+        </w:rPr>
+        <w:t>}})</w:t>
+      </w:r>
+    </w:p>
+    <w:p>
       <w:r>
         <w:rPr>
           <w:rFonts w:hint="eastAsia"/>
@@ -2528,11 +1880,6 @@
       </w:r>
     </w:p>
     <w:p>
-      <w:pPr>
-        <w:rPr>
-          <w:rFonts w:hint="eastAsia"/>
-        </w:rPr>
-      </w:pPr>
       <w:r>
         <w:rPr>
           <w:rFonts w:hint="eastAsia"/>
@@ -2541,11 +1888,6 @@
       </w:r>
     </w:p>
     <w:p>
-      <w:pPr>
-        <w:rPr>
-          <w:rFonts w:hint="eastAsia"/>
-        </w:rPr>
-      </w:pPr>
       <w:r>
         <w:rPr>
           <w:rFonts w:hint="eastAsia"/>
@@ -2554,11 +1896,6 @@
       </w:r>
     </w:p>
     <w:p>
-      <w:pPr>
-        <w:rPr>
-          <w:rFonts w:hint="eastAsia"/>
-        </w:rPr>
-      </w:pPr>
       <w:r>
         <w:rPr>
           <w:rFonts w:hint="eastAsia"/>
@@ -2567,11 +1904,6 @@
       </w:r>
     </w:p>
     <w:p>
-      <w:pPr>
-        <w:rPr>
-          <w:rFonts w:hint="eastAsia"/>
-        </w:rPr>
-      </w:pPr>
       <w:r>
         <w:rPr>
           <w:rFonts w:hint="eastAsia"/>
@@ -2580,11 +1912,6 @@
       </w:r>
     </w:p>
     <w:p>
-      <w:pPr>
-        <w:rPr>
-          <w:rFonts w:hint="eastAsia"/>
-        </w:rPr>
-      </w:pPr>
       <w:r>
         <w:rPr>
           <w:rFonts w:hint="eastAsia"/>
@@ -2593,11 +1920,6 @@
       </w:r>
     </w:p>
     <w:p>
-      <w:pPr>
-        <w:rPr>
-          <w:rFonts w:hint="eastAsia"/>
-        </w:rPr>
-      </w:pPr>
       <w:r>
         <w:rPr>
           <w:rFonts w:hint="eastAsia"/>
@@ -2606,11 +1928,6 @@
       </w:r>
     </w:p>
     <w:p>
-      <w:pPr>
-        <w:rPr>
-          <w:rFonts w:hint="eastAsia"/>
-        </w:rPr>
-      </w:pPr>
       <w:r>
         <w:rPr>
           <w:rFonts w:hint="eastAsia"/>
@@ -2619,11 +1936,6 @@
       </w:r>
     </w:p>
     <w:p>
-      <w:pPr>
-        <w:rPr>
-          <w:rFonts w:hint="eastAsia"/>
-        </w:rPr>
-      </w:pPr>
       <w:r>
         <w:rPr>
           <w:rFonts w:hint="eastAsia"/>
@@ -2631,19 +1943,10 @@
         <w:t>}</w:t>
       </w:r>
     </w:p>
-    <w:p>
-      <w:pPr>
-        <w:rPr>
-          <w:rFonts w:hint="eastAsia"/>
-        </w:rPr>
-      </w:pPr>
-    </w:p>
+    <w:p/>
     <w:p>
       <w:pPr>
         <w:pStyle w:val="Heading3"/>
-        <w:rPr>
-          <w:rFonts w:hint="eastAsia"/>
-        </w:rPr>
       </w:pPr>
       <w:r>
         <w:rPr>
@@ -2655,9 +1958,6 @@
     <w:p>
       <w:pPr>
         <w:pStyle w:val="Heading4"/>
-        <w:rPr>
-          <w:rFonts w:hint="eastAsia"/>
-        </w:rPr>
       </w:pPr>
       <w:r>
         <w:rPr>
@@ -2667,11 +1967,6 @@
       </w:r>
     </w:p>
     <w:p>
-      <w:pPr>
-        <w:rPr>
-          <w:rFonts w:hint="eastAsia"/>
-        </w:rPr>
-      </w:pPr>
       <w:r>
         <w:rPr>
           <w:rFonts w:hint="eastAsia"/>
@@ -2697,19 +1992,10 @@
         <w:t>)</w:t>
       </w:r>
     </w:p>
-    <w:p>
-      <w:pPr>
-        <w:rPr>
-          <w:rFonts w:hint="eastAsia"/>
-        </w:rPr>
-      </w:pPr>
-    </w:p>
+    <w:p/>
     <w:p>
       <w:pPr>
         <w:pStyle w:val="Heading4"/>
-        <w:rPr>
-          <w:rFonts w:hint="eastAsia"/>
-        </w:rPr>
       </w:pPr>
       <w:r>
         <w:rPr>
@@ -2722,7 +2008,6 @@
     <w:p>
       <w:pPr>
         <w:rPr>
-          <w:rFonts w:hint="eastAsia"/>
           <w:b/>
         </w:rPr>
       </w:pPr>
@@ -2735,11 +2020,6 @@
       </w:r>
     </w:p>
     <w:p>
-      <w:pPr>
-        <w:rPr>
-          <w:rFonts w:hint="eastAsia"/>
-        </w:rPr>
-      </w:pPr>
       <w:r>
         <w:rPr>
           <w:rFonts w:hint="eastAsia"/>
@@ -2748,11 +2028,6 @@
       </w:r>
     </w:p>
     <w:p>
-      <w:pPr>
-        <w:rPr>
-          <w:rFonts w:hint="eastAsia"/>
-        </w:rPr>
-      </w:pPr>
       <w:r>
         <w:rPr>
           <w:rFonts w:hint="eastAsia"/>
@@ -2761,11 +2036,6 @@
       </w:r>
     </w:p>
     <w:p>
-      <w:pPr>
-        <w:rPr>
-          <w:rFonts w:hint="eastAsia"/>
-        </w:rPr>
-      </w:pPr>
       <w:r>
         <w:rPr>
           <w:rFonts w:hint="eastAsia"/>
@@ -2774,11 +2044,6 @@
       </w:r>
     </w:p>
     <w:p>
-      <w:pPr>
-        <w:rPr>
-          <w:rFonts w:hint="eastAsia"/>
-        </w:rPr>
-      </w:pPr>
       <w:r>
         <w:rPr>
           <w:rFonts w:hint="eastAsia"/>
@@ -2786,19 +2051,10 @@
         <w:t>}</w:t>
       </w:r>
     </w:p>
-    <w:p>
-      <w:pPr>
-        <w:rPr>
-          <w:rFonts w:hint="eastAsia"/>
-        </w:rPr>
-      </w:pPr>
-    </w:p>
+    <w:p/>
     <w:p>
       <w:pPr>
         <w:pStyle w:val="Heading2"/>
-        <w:rPr>
-          <w:rFonts w:hint="eastAsia"/>
-        </w:rPr>
       </w:pPr>
       <w:r>
         <w:rPr>
@@ -2814,11 +2070,6 @@
       </w:r>
     </w:p>
     <w:p>
-      <w:pPr>
-        <w:rPr>
-          <w:rFonts w:hint="eastAsia"/>
-        </w:rPr>
-      </w:pPr>
       <w:r>
         <w:rPr>
           <w:rFonts w:hint="eastAsia"/>
@@ -2869,11 +2120,6 @@
       </w:r>
     </w:p>
     <w:p>
-      <w:pPr>
-        <w:rPr>
-          <w:rFonts w:hint="eastAsia"/>
-        </w:rPr>
-      </w:pPr>
       <w:r>
         <w:rPr>
           <w:rFonts w:hint="eastAsia"/>
@@ -2930,11 +2176,6 @@
       </w:r>
     </w:p>
     <w:p>
-      <w:pPr>
-        <w:rPr>
-          <w:rFonts w:hint="eastAsia"/>
-        </w:rPr>
-      </w:pPr>
       <w:r>
         <w:rPr>
           <w:rFonts w:hint="eastAsia"/>
@@ -2961,11 +2202,6 @@
       </w:r>
     </w:p>
     <w:p>
-      <w:pPr>
-        <w:rPr>
-          <w:rFonts w:hint="eastAsia"/>
-        </w:rPr>
-      </w:pPr>
       <w:r>
         <w:rPr>
           <w:rFonts w:hint="eastAsia"/>
